--- a/중국어_대화문/4부_docx/4부_10화_제후의_낙마.docx
+++ b/중국어_대화문/4부_docx/4부_10화_제후의_낙마.docx
@@ -312,7 +312,7 @@
         <w:t>沈知远:</w:t>
       </w:r>
       <w:r>
-        <w:t xml:space="preserve"> 他留在这里。他是我的记录，谁说了什么，他写下来，我才记得住。</w:t>
+        <w:t xml:space="preserve"> 她留在这里。她是我的记录，谁说了什么，她写下来，我才记得住。</w:t>
       </w:r>
     </w:p>
     <w:p>
@@ -405,7 +405,7 @@
         <w:t>骆振邦:</w:t>
       </w:r>
       <w:r>
-        <w:t xml:space="preserve"> 补一点，也谈一点事。(他向邱文涛抬了抬下巴。邱文涛打开公文包，没有拿出任何纸，只取出一只小小的牛皮纸封，轻轻放在茶台中央。) 沈副省长，我就不绕弯子了。清河县云岭乡那座矿，您大概也知道，二〇二一年的重启批文，一直压在省里。我手里持股的那家公司，愿意把那座矿的采矿权，连同所有的附属权益，做一个信托，受托人，您指定。</w:t>
+        <w:t xml:space="preserve"> 补一点，也谈一点事。(他向邱文涛抬了抬下巴。邱文涛打开公文包，没有拿出任何纸，只取出一只小小的牛皮纸封，轻轻放在茶台中央。) 沈副省长，我就不绕弯子了。清河县云岭乡那座矿，您大概也知道，二〇二一年的扩采批文，一直压在省里。我手里持股的那家公司，愿意把那座矿的采矿权，连同所有的附属权益，做一个信托，受托人，您指定。</w:t>
       </w:r>
     </w:p>
     <w:p>
@@ -487,7 +487,7 @@
         <w:t>沈知远:</w:t>
       </w:r>
       <w:r>
-        <w:t xml:space="preserve"> 不是。原来的主人，是云岭乡的三十七户人家，还有一个教了十一年书的老师。(缓缓放下杯子) 他们已经没有机会再签字了。</w:t>
+        <w:t xml:space="preserve"> 不是。原来的主人，是云岭乡的三十七户人家，还有一个教书的老师。(缓缓放下杯子) 他们已经没有机会再签字了。</w:t>
       </w:r>
     </w:p>
     <w:p>
@@ -1843,7 +1843,7 @@
     </w:p>
     <w:p>
       <w:r>
-        <w:t>(夜里十一点。程曦还没有走。他抱着那本蓝皮记录本，坐在门边的长椅上，一动不动，像是在等一个没有人宣布的命令。沈知远终于把台灯拧亮，拉开抽屉，把那只白瓷杯拿出来，放在桌上，旁边是一沓没有寄出的信。)</w:t>
+        <w:t>(夜里十一点。程曦还没有走。她抱着那本蓝皮记录本，坐在门边的长椅上，一动不动，像是在等一个没有人宣布的命令。沈知远终于把台灯拧亮，拉开抽屉，把那只白瓷杯拿出来，放在桌上，旁边是一沓没有寄出的信。)</w:t>
       </w:r>
     </w:p>
     <w:p>
@@ -1925,7 +1925,7 @@
         <w:t>沈知远:</w:t>
       </w:r>
       <w:r>
-        <w:t xml:space="preserve"> 柯书记九天前跟我说过一句话，我一直没想清楚。他说，他的账，我替他还不了，我的账，他也替我还不了。</w:t>
+        <w:t xml:space="preserve"> 柯书记七天前跟我说过一句话，我一直没想清楚。他说，他的账，我替他还不了，我的账，他也替我还不了。</w:t>
       </w:r>
     </w:p>
     <w:p>
@@ -2024,7 +2024,7 @@
         <w:t>程曦:</w:t>
       </w:r>
       <w:r>
-        <w:t xml:space="preserve"> 您算的，是十三天前，您在听松阁，没有伸手。还有，五月十六日的那一天。(他的声音很轻，像是怕碰碎一只杯子) 这是您自己算的，这一笔，不能记在别人账上。</w:t>
+        <w:t xml:space="preserve"> 您算的，是十三天前，您在听松阁，没有伸手。还有，五月十六日的那一天。(她的声音很轻，像是怕碰碎一只杯子) 这是您自己算的，这一笔，不能记在别人账上。</w:t>
       </w:r>
     </w:p>
     <w:p>
